--- a/resources/doc/enigma.docx
+++ b/resources/doc/enigma.docx
@@ -50,7 +50,13 @@
     </w:p>
     <w:p>
       <w:r>
-        <w:t>enigma [ -d "cyphertext" | filename ]</w:t>
+        <w:t>enigma [ -d "c</w:t>
+      </w:r>
+      <w:r>
+        <w:t>i</w:t>
+      </w:r>
+      <w:r>
+        <w:t>phertext" | filename ]</w:t>
       </w:r>
     </w:p>
     <w:p>
